--- a/lessons/4-7/downloads/4-7-notes-teacher.docx
+++ b/lessons/4-7/downloads/4-7-notes-teacher.docx
@@ -14,7 +14,7 @@
           <w:sz w:val="18"/>
           <w:szCs w:val="18"/>
         </w:rPr>
-        <w:t xml:space="preserve">UNIT 4  ·  LESSON 7      STANDARD 6.RP.3B</w:t>
+        <w:t xml:space="preserve">UNIT 4  ·  LESSON 7      STANDARD 6.AT.2</w:t>
       </w:r>
     </w:p>
     <w:p>
@@ -2589,6 +2589,32 @@
     </w:p>
     <w:p>
       <w:pPr>
+        <w:pStyle w:val="Heading2"/>
+        <w:spacing w:after="80" w:before="180"/>
+      </w:pPr>
+      <w:r>
+        <w:rPr>
+          <w:b/>
+          <w:bCs/>
+          <w:color w:val="12355B"/>
+          <w:sz w:val="24"/>
+          <w:szCs w:val="24"/>
+        </w:rPr>
+        <w:t xml:space="preserve">Level 1 Support</w:t>
+      </w:r>
+      <w:r>
+        <w:rPr>
+          <w:i/>
+          <w:iCs/>
+          <w:color w:val="1FA6A2"/>
+          <w:sz w:val="19"/>
+          <w:szCs w:val="19"/>
+        </w:rPr>
+        <w:t xml:space="preserve">   extra scaffolding</w:t>
+      </w:r>
+    </w:p>
+    <w:p>
+      <w:pPr>
         <w:keepNext/>
         <w:spacing w:after="60" w:before="160"/>
       </w:pPr>
@@ -2849,6 +2875,32 @@
     </w:tbl>
     <w:p>
       <w:pPr>
+        <w:pStyle w:val="Heading2"/>
+        <w:spacing w:after="80" w:before="180"/>
+      </w:pPr>
+      <w:r>
+        <w:rPr>
+          <w:b/>
+          <w:bCs/>
+          <w:color w:val="12355B"/>
+          <w:sz w:val="24"/>
+          <w:szCs w:val="24"/>
+        </w:rPr>
+        <w:t xml:space="preserve">On Level</w:t>
+      </w:r>
+      <w:r>
+        <w:rPr>
+          <w:i/>
+          <w:iCs/>
+          <w:color w:val="12355B"/>
+          <w:sz w:val="19"/>
+          <w:szCs w:val="19"/>
+        </w:rPr>
+        <w:t xml:space="preserve">   grade-level practice</w:t>
+      </w:r>
+    </w:p>
+    <w:p>
+      <w:pPr>
         <w:keepNext/>
         <w:spacing w:after="60" w:before="160"/>
       </w:pPr>
@@ -3477,23 +3529,17 @@
     </w:p>
     <w:p>
       <w:pPr>
-        <w:spacing w:after="80"/>
-      </w:pPr>
-      <w:r>
-        <w:rPr>
-          <w:b/>
-          <w:bCs/>
-          <w:sz w:val="21"/>
-          <w:szCs w:val="21"/>
-        </w:rPr>
-        <w:t xml:space="preserve">1.  </w:t>
-      </w:r>
-      <w:r>
-        <w:rPr>
-          <w:sz w:val="21"/>
-          <w:szCs w:val="21"/>
-        </w:rPr>
-        <w:t xml:space="preserve">A)  105 pages</w:t>
+        <w:spacing w:after="100"/>
+      </w:pPr>
+      <w:r>
+        <w:rPr>
+          <w:b/>
+          <w:bCs/>
+          <w:color w:val="B97A12"/>
+          <w:sz w:val="20"/>
+          <w:szCs w:val="20"/>
+        </w:rPr>
+        <w:t xml:space="preserve">Watch for this mistake:  </w:t>
       </w:r>
       <w:r>
         <w:rPr>
@@ -3503,7 +3549,23 @@
           <w:sz w:val="19"/>
           <w:szCs w:val="19"/>
         </w:rPr>
-        <w:t xml:space="preserve">  — Unit rate: 42 ÷ 6 = 7 pages per minute. In 15 minutes: 7 × 15 = 105 pages.</w:t>
+        <w:t xml:space="preserve">A common mistake in Solve Problems with Unit Rates is comparing the total prices instead of the cost per item — the deal with the smaller total can still cost more per unit. Always reduce each option to its unit rate before you decide, then pick the lower one.</w:t>
+      </w:r>
+    </w:p>
+    <w:p>
+      <w:pPr>
+        <w:pStyle w:val="Heading2"/>
+        <w:spacing w:after="80" w:before="180"/>
+      </w:pPr>
+      <w:r>
+        <w:rPr>
+          <w:b/>
+          <w:bCs/>
+          <w:color w:val="12355B"/>
+          <w:sz w:val="24"/>
+          <w:szCs w:val="24"/>
+        </w:rPr>
+        <w:t xml:space="preserve">Level 1 Support</w:t>
       </w:r>
     </w:p>
     <w:p>
@@ -3517,14 +3579,14 @@
           <w:sz w:val="21"/>
           <w:szCs w:val="21"/>
         </w:rPr>
-        <w:t xml:space="preserve">2.  </w:t>
-      </w:r>
-      <w:r>
-        <w:rPr>
-          <w:sz w:val="21"/>
-          <w:szCs w:val="21"/>
-        </w:rPr>
-        <w:t xml:space="preserve">A)  Store A ($1.60 each)</w:t>
+        <w:t xml:space="preserve">1.  </w:t>
+      </w:r>
+      <w:r>
+        <w:rPr>
+          <w:sz w:val="21"/>
+          <w:szCs w:val="21"/>
+        </w:rPr>
+        <w:t xml:space="preserve">A)  105 pages</w:t>
       </w:r>
       <w:r>
         <w:rPr>
@@ -3534,7 +3596,54 @@
           <w:sz w:val="19"/>
           <w:szCs w:val="19"/>
         </w:rPr>
+        <w:t xml:space="preserve">  — Unit rate: 42 ÷ 6 = 7 pages per minute. In 15 minutes: 7 × 15 = 105 pages.</w:t>
+      </w:r>
+    </w:p>
+    <w:p>
+      <w:pPr>
+        <w:spacing w:after="80"/>
+      </w:pPr>
+      <w:r>
+        <w:rPr>
+          <w:b/>
+          <w:bCs/>
+          <w:sz w:val="21"/>
+          <w:szCs w:val="21"/>
+        </w:rPr>
+        <w:t xml:space="preserve">2.  </w:t>
+      </w:r>
+      <w:r>
+        <w:rPr>
+          <w:sz w:val="21"/>
+          <w:szCs w:val="21"/>
+        </w:rPr>
+        <w:t xml:space="preserve">A)  Store A ($1.60 each)</w:t>
+      </w:r>
+      <w:r>
+        <w:rPr>
+          <w:i/>
+          <w:iCs/>
+          <w:color w:val="5F6F80"/>
+          <w:sz w:val="19"/>
+          <w:szCs w:val="19"/>
+        </w:rPr>
         <w:t xml:space="preserve">  — Store A: $8 ÷ 5 = $1.60. Store B: $5.25 ÷ 3 = $1.75. $1.60 &lt; $1.75, so Store A is cheaper per notebook.</w:t>
+      </w:r>
+    </w:p>
+    <w:p>
+      <w:pPr>
+        <w:pStyle w:val="Heading2"/>
+        <w:spacing w:after="80" w:before="180"/>
+      </w:pPr>
+      <w:r>
+        <w:rPr>
+          <w:b/>
+          <w:bCs/>
+          <w:color w:val="12355B"/>
+          <w:sz w:val="24"/>
+          <w:szCs w:val="24"/>
+        </w:rPr>
+        <w:t xml:space="preserve">On Level</w:t>
       </w:r>
     </w:p>
     <w:p>

--- a/lessons/4-7/downloads/4-7-notes-teacher.docx
+++ b/lessons/4-7/downloads/4-7-notes-teacher.docx
@@ -1423,7 +1423,22 @@
           <w:sz w:val="30"/>
           <w:szCs w:val="30"/>
         </w:rPr>
-        <w:t xml:space="preserve">Worked Example</w:t>
+        <w:t xml:space="preserve">Write About the Math</w:t>
+      </w:r>
+    </w:p>
+    <w:p>
+      <w:pPr>
+        <w:spacing w:after="100"/>
+      </w:pPr>
+      <w:r>
+        <w:rPr>
+          <w:i/>
+          <w:iCs/>
+          <w:color w:val="5F6F80"/>
+          <w:sz w:val="19"/>
+          <w:szCs w:val="19"/>
+        </w:rPr>
+        <w:t xml:space="preserve">Use the support level you need. Every level answers the same math question.</w:t>
       </w:r>
     </w:p>
     <w:p>
@@ -1439,17 +1454,17 @@
           <w:sz w:val="24"/>
           <w:szCs w:val="24"/>
         </w:rPr>
-        <w:t xml:space="preserve">Watch &amp; Read</w:t>
+        <w:t xml:space="preserve">1. Understand the Question</w:t>
       </w:r>
       <w:r>
         <w:rPr>
           <w:i/>
           <w:iCs/>
-          <w:color w:val="1FA6A2"/>
+          <w:color w:val="B97A12"/>
           <w:sz w:val="19"/>
           <w:szCs w:val="19"/>
         </w:rPr>
-        <w:t xml:space="preserve">   I Do — follow along with your teacher</w:t>
+        <w:t xml:space="preserve">   explain</w:t>
       </w:r>
     </w:p>
     <w:tbl>
@@ -1484,25 +1499,44 @@
             </w:pPr>
             <w:r>
               <w:rPr>
+                <w:color w:val="1A2733"/>
+                <w:sz w:val="21"/>
+                <w:szCs w:val="21"/>
+              </w:rPr>
+              <w:t xml:space="preserve">How did the unit rate help you decide the better buy between the two token suppliers in your table?</w:t>
+            </w:r>
+          </w:p>
+          <w:p>
+            <w:pPr>
+              <w:spacing w:after="0"/>
+            </w:pPr>
+            <w:r>
+              <w:rPr>
                 <w:b/>
                 <w:bCs/>
                 <w:color w:val="12355B"/>
-                <w:sz w:val="22"/>
-                <w:szCs w:val="22"/>
+                <w:sz w:val="20"/>
+                <w:szCs w:val="20"/>
               </w:rPr>
-              <w:t xml:space="preserve">Arcade Builder Challenge</w:t>
-            </w:r>
-          </w:p>
-          <w:p>
-            <w:pPr>
-              <w:spacing w:after="0"/>
-            </w:pPr>
+              <w:t xml:space="preserve">Your job:  </w:t>
+            </w:r>
             <w:r>
               <w:rPr>
-                <w:sz w:val="21"/>
-                <w:szCs w:val="21"/>
+                <w:sz w:val="20"/>
+                <w:szCs w:val="20"/>
               </w:rPr>
-              <w:t xml:space="preserve">You're the new supply manager for the arcade! You need to order tokens, prizes, and snacks from different suppliers. Each supplier offers a different package deal. Your job is to find the unit rate for each deal and figure out which supplier gives you the best value for every item you need to order.</w:t>
+              <w:t xml:space="preserve">Answer the question. Use math evidence. Explain how the evidence proves your answer.</w:t>
+            </w:r>
+            <w:r>
+              <w:rPr>
+                <w:i/>
+                <w:iCs/>
+                <w:color w:val="5F6F80"/>
+                <w:sz w:val="18"/>
+                <w:szCs w:val="18"/>
+              </w:rPr>
+              <w:br/>
+              <w:t xml:space="preserve">Responde la pregunta. Usa evidencia matemática. Explica cómo la evidencia demuestra tu respuesta.</w:t>
             </w:r>
           </w:p>
         </w:tc>
@@ -1510,81 +1544,6 @@
     </w:tbl>
     <w:p>
       <w:pPr>
-        <w:spacing w:after="80"/>
-      </w:pPr>
-      <w:r>
-        <w:t xml:space="preserve"/>
-      </w:r>
-    </w:p>
-    <w:p>
-      <w:pPr>
-        <w:spacing w:after="50" w:before="60"/>
-      </w:pPr>
-      <w:r>
-        <w:rPr>
-          <w:b/>
-          <w:bCs/>
-          <w:color w:val="12355B"/>
-          <w:sz w:val="21"/>
-          <w:szCs w:val="21"/>
-        </w:rPr>
-        <w:t xml:space="preserve">Think about:</w:t>
-      </w:r>
-    </w:p>
-    <w:p>
-      <w:pPr>
-        <w:spacing w:after="40"/>
-        <w:ind w:left="300"/>
-      </w:pPr>
-      <w:r>
-        <w:rPr>
-          <w:sz w:val="20"/>
-          <w:szCs w:val="20"/>
-        </w:rPr>
-        <w:t xml:space="preserve">•  How can you compare deals when the quantities are different?</w:t>
-      </w:r>
-    </w:p>
-    <w:p>
-      <w:pPr>
-        <w:spacing w:after="40"/>
-        <w:ind w:left="300"/>
-      </w:pPr>
-      <w:r>
-        <w:rPr>
-          <w:sz w:val="20"/>
-          <w:szCs w:val="20"/>
-        </w:rPr>
-        <w:t xml:space="preserve">•  What operation helps you find the cost for just one item?</w:t>
-      </w:r>
-    </w:p>
-    <w:p>
-      <w:pPr>
-        <w:spacing w:after="40"/>
-        <w:ind w:left="300"/>
-      </w:pPr>
-      <w:r>
-        <w:rPr>
-          <w:sz w:val="20"/>
-          <w:szCs w:val="20"/>
-        </w:rPr>
-        <w:t xml:space="preserve">•  Does the biggest package always give the best unit rate?</w:t>
-      </w:r>
-    </w:p>
-    <w:p>
-      <w:pPr>
-        <w:spacing w:after="40"/>
-        <w:ind w:left="300"/>
-      </w:pPr>
-      <w:r>
-        <w:rPr>
-          <w:sz w:val="20"/>
-          <w:szCs w:val="20"/>
-        </w:rPr>
-        <w:t xml:space="preserve">•  How can unit rates help you make smart spending decisions?</w:t>
-      </w:r>
-    </w:p>
-    <w:p>
-      <w:pPr>
         <w:pStyle w:val="Heading2"/>
         <w:spacing w:after="80" w:before="180"/>
       </w:pPr>
@@ -1596,7 +1555,7 @@
           <w:sz w:val="24"/>
           <w:szCs w:val="24"/>
         </w:rPr>
-        <w:t xml:space="preserve">Solved Example</w:t>
+        <w:t xml:space="preserve">2. Plan Your Math Words</w:t>
       </w:r>
       <w:r>
         <w:rPr>
@@ -1606,194 +1565,299 @@
           <w:sz w:val="19"/>
           <w:szCs w:val="19"/>
         </w:rPr>
-        <w:t xml:space="preserve">   I Do — watch each step</w:t>
-      </w:r>
-    </w:p>
-    <w:p>
-      <w:pPr>
-        <w:keepNext/>
-        <w:spacing w:after="40"/>
-      </w:pPr>
-      <w:r>
-        <w:rPr>
-          <w:b/>
-          <w:bCs/>
-          <w:color w:val="12355B"/>
-          <w:sz w:val="21"/>
-          <w:szCs w:val="21"/>
-        </w:rPr>
-        <w:t xml:space="preserve">Problem:  </w:t>
-      </w:r>
-      <w:r>
-        <w:rPr>
-          <w:sz w:val="21"/>
-          <w:szCs w:val="21"/>
-        </w:rPr>
-        <w:t xml:space="preserve">Which is the better buy: 6 bouncy balls for $4.50 or 10 bouncy balls for $8.00?</w:t>
-      </w:r>
-    </w:p>
-    <w:p>
-      <w:pPr>
-        <w:spacing w:after="30"/>
-        <w:ind w:left="420"/>
-      </w:pPr>
-      <w:r>
-        <w:rPr>
+        <w:t xml:space="preserve">   check at least two</w:t>
+      </w:r>
+    </w:p>
+    <w:p>
+      <w:pPr>
+        <w:spacing w:after="60"/>
+      </w:pPr>
+      <w:r>
+        <w:rPr>
+          <w:b/>
+          <w:bCs/>
+          <w:color w:val="1FA6A2"/>
+          <w:sz w:val="22"/>
+          <w:szCs w:val="22"/>
+        </w:rPr>
+        <w:t xml:space="preserve">☐  </w:t>
+      </w:r>
+      <w:r>
+        <w:rPr>
+          <w:b/>
+          <w:bCs/>
+          <w:color w:val="12355B"/>
           <w:sz w:val="20"/>
           <w:szCs w:val="20"/>
         </w:rPr>
-        <w:t xml:space="preserve">A)  6 for $4.50 — $0.75 each</w:t>
-      </w:r>
-    </w:p>
-    <w:p>
-      <w:pPr>
-        <w:spacing w:after="30"/>
-        <w:ind w:left="420"/>
-      </w:pPr>
+        <w:t xml:space="preserve">Unit Rate — </w:t>
+      </w:r>
       <w:r>
         <w:rPr>
           <w:sz w:val="20"/>
           <w:szCs w:val="20"/>
         </w:rPr>
-        <w:t xml:space="preserve">B)  10 for $8.00 — $0.80 each</w:t>
-      </w:r>
-    </w:p>
-    <w:p>
-      <w:pPr>
-        <w:spacing w:after="30"/>
-        <w:ind w:left="420"/>
-      </w:pPr>
-      <w:r>
-        <w:rPr>
+        <w:t xml:space="preserve">A rate for just 1 of something, like cost for 1 item.</w:t>
+      </w:r>
+      <w:r>
+        <w:rPr>
+          <w:i/>
+          <w:iCs/>
+          <w:color w:val="5F6F80"/>
+          <w:sz w:val="18"/>
+          <w:szCs w:val="18"/>
+        </w:rPr>
+        <w:br/>
+        <w:t xml:space="preserve">Tasa unitaria — Una tasa para solo 1 de algo, como el precio de 1 artículo.</w:t>
+      </w:r>
+    </w:p>
+    <w:p>
+      <w:pPr>
+        <w:spacing w:after="60"/>
+      </w:pPr>
+      <w:r>
+        <w:rPr>
+          <w:b/>
+          <w:bCs/>
+          <w:color w:val="1FA6A2"/>
+          <w:sz w:val="22"/>
+          <w:szCs w:val="22"/>
+        </w:rPr>
+        <w:t xml:space="preserve">☐  </w:t>
+      </w:r>
+      <w:r>
+        <w:rPr>
+          <w:b/>
+          <w:bCs/>
+          <w:color w:val="12355B"/>
           <w:sz w:val="20"/>
           <w:szCs w:val="20"/>
         </w:rPr>
-        <w:t xml:space="preserve">C)  They cost the same per ball</w:t>
-      </w:r>
-    </w:p>
-    <w:p>
-      <w:pPr>
-        <w:spacing w:after="30"/>
-        <w:ind w:left="420"/>
-      </w:pPr>
+        <w:t xml:space="preserve">Better Buy — </w:t>
+      </w:r>
       <w:r>
         <w:rPr>
           <w:sz w:val="20"/>
           <w:szCs w:val="20"/>
         </w:rPr>
-        <w:t xml:space="preserve">D)  Not enough information</w:t>
-      </w:r>
-    </w:p>
-    <w:p>
-      <w:pPr>
-        <w:spacing w:after="20" w:before="50"/>
+        <w:t xml:space="preserve">The choice that costs less for each item.</w:t>
+      </w:r>
+      <w:r>
+        <w:rPr>
+          <w:i/>
+          <w:iCs/>
+          <w:color w:val="5F6F80"/>
+          <w:sz w:val="18"/>
+          <w:szCs w:val="18"/>
+        </w:rPr>
+        <w:br/>
+        <w:t xml:space="preserve">Mejor compra — La opción que cuesta menos por cada artículo.</w:t>
+      </w:r>
+    </w:p>
+    <w:p>
+      <w:pPr>
+        <w:spacing w:after="60"/>
       </w:pPr>
       <w:r>
         <w:rPr>
           <w:b/>
           <w:bCs/>
           <w:color w:val="1FA6A2"/>
-          <w:sz w:val="21"/>
-          <w:szCs w:val="21"/>
-        </w:rPr>
-        <w:t xml:space="preserve">Step 1:  </w:t>
-      </w:r>
-      <w:r>
-        <w:rPr>
-          <w:sz w:val="21"/>
-          <w:szCs w:val="21"/>
-        </w:rPr>
-        <w:t xml:space="preserve">$4.50 ÷ 6 = $0.75 each.</w:t>
-      </w:r>
-    </w:p>
-    <w:p>
-      <w:pPr>
-        <w:spacing w:after="20" w:before="50"/>
+          <w:sz w:val="22"/>
+          <w:szCs w:val="22"/>
+        </w:rPr>
+        <w:t xml:space="preserve">☐  </w:t>
+      </w:r>
+      <w:r>
+        <w:rPr>
+          <w:b/>
+          <w:bCs/>
+          <w:color w:val="12355B"/>
+          <w:sz w:val="20"/>
+          <w:szCs w:val="20"/>
+        </w:rPr>
+        <w:t xml:space="preserve">Comparison — </w:t>
+      </w:r>
+      <w:r>
+        <w:rPr>
+          <w:sz w:val="20"/>
+          <w:szCs w:val="20"/>
+        </w:rPr>
+        <w:t xml:space="preserve">Looking at numbers to see which is bigger or smaller.</w:t>
+      </w:r>
+      <w:r>
+        <w:rPr>
+          <w:i/>
+          <w:iCs/>
+          <w:color w:val="5F6F80"/>
+          <w:sz w:val="18"/>
+          <w:szCs w:val="18"/>
+        </w:rPr>
+        <w:br/>
+        <w:t xml:space="preserve">Comparación — Mirar números para ver cuál es mayor o menor.</w:t>
+      </w:r>
+    </w:p>
+    <w:p>
+      <w:pPr>
+        <w:spacing w:after="60"/>
       </w:pPr>
       <w:r>
         <w:rPr>
           <w:b/>
           <w:bCs/>
           <w:color w:val="1FA6A2"/>
-          <w:sz w:val="21"/>
-          <w:szCs w:val="21"/>
-        </w:rPr>
-        <w:t xml:space="preserve">Step 2:  </w:t>
-      </w:r>
-      <w:r>
-        <w:rPr>
-          <w:sz w:val="21"/>
-          <w:szCs w:val="21"/>
-        </w:rPr>
-        <w:t xml:space="preserve">$8.00 ÷ 10 = $0.80 each.</w:t>
-      </w:r>
-    </w:p>
-    <w:p>
-      <w:pPr>
-        <w:spacing w:after="20" w:before="50"/>
+          <w:sz w:val="22"/>
+          <w:szCs w:val="22"/>
+        </w:rPr>
+        <w:t xml:space="preserve">☐  </w:t>
+      </w:r>
+      <w:r>
+        <w:rPr>
+          <w:b/>
+          <w:bCs/>
+          <w:color w:val="12355B"/>
+          <w:sz w:val="20"/>
+          <w:szCs w:val="20"/>
+        </w:rPr>
+        <w:t xml:space="preserve">Per Unit — </w:t>
+      </w:r>
+      <w:r>
+        <w:rPr>
+          <w:sz w:val="20"/>
+          <w:szCs w:val="20"/>
+        </w:rPr>
+        <w:t xml:space="preserve">For each single item.</w:t>
+      </w:r>
+      <w:r>
+        <w:rPr>
+          <w:i/>
+          <w:iCs/>
+          <w:color w:val="5F6F80"/>
+          <w:sz w:val="18"/>
+          <w:szCs w:val="18"/>
+        </w:rPr>
+        <w:br/>
+        <w:t xml:space="preserve">Por unidad — Por cada artículo.</w:t>
+      </w:r>
+    </w:p>
+    <w:p>
+      <w:pPr>
+        <w:spacing w:after="60"/>
       </w:pPr>
       <w:r>
         <w:rPr>
           <w:b/>
           <w:bCs/>
           <w:color w:val="1FA6A2"/>
-          <w:sz w:val="21"/>
-          <w:szCs w:val="21"/>
-        </w:rPr>
-        <w:t xml:space="preserve">Step 3:  </w:t>
-      </w:r>
-      <w:r>
-        <w:rPr>
-          <w:sz w:val="21"/>
-          <w:szCs w:val="21"/>
-        </w:rPr>
-        <w:t xml:space="preserve">$0.75 &lt; $0.80, so 6 for $4.50 is the better buy.</w:t>
-      </w:r>
-    </w:p>
-    <w:p>
-      <w:pPr>
-        <w:spacing w:after="40" w:before="60"/>
-      </w:pPr>
-      <w:r>
-        <w:rPr>
-          <w:b/>
-          <w:bCs/>
-          <w:color w:val="12355B"/>
-          <w:sz w:val="21"/>
-          <w:szCs w:val="21"/>
-        </w:rPr>
-        <w:t xml:space="preserve">Answer:  </w:t>
-      </w:r>
-      <w:r>
-        <w:rPr>
-          <w:b/>
-          <w:bCs/>
-          <w:sz w:val="21"/>
-          <w:szCs w:val="21"/>
-        </w:rPr>
-        <w:t xml:space="preserve">A. 6 for $4.50 — $0.75 each</w:t>
-      </w:r>
-    </w:p>
-    <w:p>
-      <w:pPr>
-        <w:pStyle w:val="Heading1"/>
-        <w:pageBreakBefore/>
-        <w:pBdr>
-          <w:bottom w:val="single" w:color="1FA6A2" w:sz="14" w:space="6"/>
-        </w:pBdr>
-        <w:spacing w:after="140" w:before="0"/>
-      </w:pPr>
-      <w:r>
-        <w:rPr>
-          <w:b/>
-          <w:bCs/>
-          <w:color w:val="12355B"/>
-          <w:sz w:val="30"/>
-          <w:szCs w:val="30"/>
-        </w:rPr>
-        <w:t xml:space="preserve">Guided Practice</w:t>
-      </w:r>
-    </w:p>
+          <w:sz w:val="22"/>
+          <w:szCs w:val="22"/>
+        </w:rPr>
+        <w:t xml:space="preserve">☐  </w:t>
+      </w:r>
+      <w:r>
+        <w:rPr>
+          <w:b/>
+          <w:bCs/>
+          <w:color w:val="12355B"/>
+          <w:sz w:val="20"/>
+          <w:szCs w:val="20"/>
+        </w:rPr>
+        <w:t xml:space="preserve">Rate — </w:t>
+      </w:r>
+      <w:r>
+        <w:rPr>
+          <w:sz w:val="20"/>
+          <w:szCs w:val="20"/>
+        </w:rPr>
+        <w:t xml:space="preserve">A ratio comparing two amounts with different units, like miles per hour.</w:t>
+      </w:r>
+      <w:r>
+        <w:rPr>
+          <w:i/>
+          <w:iCs/>
+          <w:color w:val="5F6F80"/>
+          <w:sz w:val="18"/>
+          <w:szCs w:val="18"/>
+        </w:rPr>
+        <w:br/>
+        <w:t xml:space="preserve">Tasa — Una razón que compara dos cantidades con unidades distintas, como millas por hora.</w:t>
+      </w:r>
+    </w:p>
+    <w:tbl>
+      <w:tblPr>
+        <w:tblW w:type="pct" w:w="100%"/>
+        <w:tblBorders>
+          <w:top w:val="single" w:color="1FA6A2" w:sz="8"/>
+          <w:left w:val="single" w:color="1FA6A2" w:sz="8"/>
+          <w:bottom w:val="single" w:color="1FA6A2" w:sz="8"/>
+          <w:right w:val="single" w:color="1FA6A2" w:sz="8"/>
+          <w:insideH w:val="single" w:color="auto" w:sz="4"/>
+          <w:insideV w:val="single" w:color="auto" w:sz="4"/>
+        </w:tblBorders>
+      </w:tblPr>
+      <w:tblGrid>
+        <w:gridCol w:w="100"/>
+      </w:tblGrid>
+      <w:tr>
+        <w:tc>
+          <w:tcPr>
+            <w:shd w:fill="F7FFFD" w:color="auto" w:val="clear"/>
+            <w:tcMar>
+              <w:top w:type="dxa" w:w="120"/>
+              <w:left w:type="dxa" w:w="180"/>
+              <w:bottom w:type="dxa" w:w="120"/>
+              <w:right w:type="dxa" w:w="180"/>
+            </w:tcMar>
+          </w:tcPr>
+          <w:p>
+            <w:pPr>
+              <w:spacing w:after="50"/>
+            </w:pPr>
+            <w:r>
+              <w:rPr>
+                <w:b/>
+                <w:bCs/>
+                <w:color w:val="1FA6A2"/>
+                <w:sz w:val="20"/>
+                <w:szCs w:val="20"/>
+              </w:rPr>
+              <w:t xml:space="preserve">Say it first:  </w:t>
+            </w:r>
+            <w:r>
+              <w:rPr>
+                <w:sz w:val="20"/>
+                <w:szCs w:val="20"/>
+              </w:rPr>
+              <w:t xml:space="preserve">Say your idea to a partner or quietly to yourself before you write.</w:t>
+            </w:r>
+          </w:p>
+          <w:p>
+            <w:pPr>
+              <w:spacing w:after="60"/>
+            </w:pPr>
+            <w:r>
+              <w:rPr>
+                <w:color w:val="1A2733"/>
+                <w:sz w:val="21"/>
+                <w:szCs w:val="21"/>
+              </w:rPr>
+              <w:t xml:space="preserve">The unit rate for ___ is $___ per token.</w:t>
+            </w:r>
+            <w:r>
+              <w:rPr>
+                <w:i/>
+                <w:iCs/>
+                <w:color w:val="5F6F80"/>
+                <w:sz w:val="19"/>
+                <w:szCs w:val="19"/>
+              </w:rPr>
+              <w:br/>
+              <w:t xml:space="preserve">La tasa unitaria de ___ es $___ por ficha.</w:t>
+            </w:r>
+          </w:p>
+        </w:tc>
+      </w:tr>
+    </w:tbl>
     <w:p>
       <w:pPr>
         <w:pStyle w:val="Heading2"/>
@@ -1807,208 +1871,17 @@
           <w:sz w:val="24"/>
           <w:szCs w:val="24"/>
         </w:rPr>
-        <w:t xml:space="preserve">Solve Together</w:t>
+        <w:t xml:space="preserve">3. Build Your Explanation</w:t>
       </w:r>
       <w:r>
         <w:rPr>
           <w:i/>
           <w:iCs/>
-          <w:color w:val="6B4FA0"/>
+          <w:color w:val="B97A12"/>
           <w:sz w:val="19"/>
           <w:szCs w:val="19"/>
         </w:rPr>
-        <w:t xml:space="preserve">   We Do — work with your class</w:t>
-      </w:r>
-    </w:p>
-    <w:p>
-      <w:pPr>
-        <w:keepNext/>
-        <w:spacing w:after="40" w:before="40"/>
-      </w:pPr>
-      <w:r>
-        <w:rPr>
-          <w:b/>
-          <w:bCs/>
-          <w:color w:val="12355B"/>
-          <w:sz w:val="21"/>
-          <w:szCs w:val="21"/>
-        </w:rPr>
-        <w:t xml:space="preserve">Problem:  </w:t>
-      </w:r>
-      <w:r>
-        <w:rPr>
-          <w:sz w:val="21"/>
-          <w:szCs w:val="21"/>
-        </w:rPr>
-        <w:t xml:space="preserve">A faucet drips 15 ounces of water in 5 minutes. What is the unit rate?</w:t>
-      </w:r>
-    </w:p>
-    <w:p>
-      <w:pPr>
-        <w:spacing w:after="30"/>
-        <w:ind w:left="420"/>
-      </w:pPr>
-      <w:r>
-        <w:rPr>
-          <w:sz w:val="20"/>
-          <w:szCs w:val="20"/>
-        </w:rPr>
-        <w:t xml:space="preserve">A)  3 ounces per minute</w:t>
-      </w:r>
-    </w:p>
-    <w:p>
-      <w:pPr>
-        <w:spacing w:after="30"/>
-        <w:ind w:left="420"/>
-      </w:pPr>
-      <w:r>
-        <w:rPr>
-          <w:sz w:val="20"/>
-          <w:szCs w:val="20"/>
-        </w:rPr>
-        <w:t xml:space="preserve">B)  5 ounces per minute</w:t>
-      </w:r>
-    </w:p>
-    <w:p>
-      <w:pPr>
-        <w:spacing w:after="30"/>
-        <w:ind w:left="420"/>
-      </w:pPr>
-      <w:r>
-        <w:rPr>
-          <w:sz w:val="20"/>
-          <w:szCs w:val="20"/>
-        </w:rPr>
-        <w:t xml:space="preserve">C)  15 ounces per minute</w:t>
-      </w:r>
-    </w:p>
-    <w:p>
-      <w:pPr>
-        <w:spacing w:after="30"/>
-        <w:ind w:left="420"/>
-      </w:pPr>
-      <w:r>
-        <w:rPr>
-          <w:sz w:val="20"/>
-          <w:szCs w:val="20"/>
-        </w:rPr>
-        <w:t xml:space="preserve">D)  0.33 ounces per minute</w:t>
-      </w:r>
-    </w:p>
-    <w:p>
-      <w:pPr>
-        <w:keepNext/>
-        <w:spacing w:after="0" w:before="50"/>
-      </w:pPr>
-      <w:r>
-        <w:rPr>
-          <w:b/>
-          <w:bCs/>
-          <w:color w:val="6B4FA0"/>
-          <w:sz w:val="21"/>
-          <w:szCs w:val="21"/>
-        </w:rPr>
-        <w:t xml:space="preserve">Step 1:</w:t>
-      </w:r>
-    </w:p>
-    <w:p>
-      <w:pPr>
-        <w:pBdr>
-          <w:bottom w:val="single" w:color="AFBECC" w:sz="6"/>
-        </w:pBdr>
-        <w:spacing w:after="30" w:before="150"/>
-      </w:pPr>
-      <w:r>
-        <w:t xml:space="preserve"/>
-      </w:r>
-    </w:p>
-    <w:p>
-      <w:pPr>
-        <w:keepNext/>
-        <w:spacing w:after="0" w:before="50"/>
-      </w:pPr>
-      <w:r>
-        <w:rPr>
-          <w:b/>
-          <w:bCs/>
-          <w:color w:val="6B4FA0"/>
-          <w:sz w:val="21"/>
-          <w:szCs w:val="21"/>
-        </w:rPr>
-        <w:t xml:space="preserve">Step 2:</w:t>
-      </w:r>
-    </w:p>
-    <w:p>
-      <w:pPr>
-        <w:pBdr>
-          <w:bottom w:val="single" w:color="AFBECC" w:sz="6"/>
-        </w:pBdr>
-        <w:spacing w:after="30" w:before="150"/>
-      </w:pPr>
-      <w:r>
-        <w:t xml:space="preserve"/>
-      </w:r>
-    </w:p>
-    <w:p>
-      <w:pPr>
-        <w:keepNext/>
-        <w:spacing w:after="0" w:before="50"/>
-      </w:pPr>
-      <w:r>
-        <w:rPr>
-          <w:b/>
-          <w:bCs/>
-          <w:color w:val="6B4FA0"/>
-          <w:sz w:val="21"/>
-          <w:szCs w:val="21"/>
-        </w:rPr>
-        <w:t xml:space="preserve">Step 3:</w:t>
-      </w:r>
-    </w:p>
-    <w:p>
-      <w:pPr>
-        <w:pBdr>
-          <w:bottom w:val="single" w:color="AFBECC" w:sz="6"/>
-        </w:pBdr>
-        <w:spacing w:after="30" w:before="150"/>
-      </w:pPr>
-      <w:r>
-        <w:t xml:space="preserve"/>
-      </w:r>
-    </w:p>
-    <w:p>
-      <w:pPr>
-        <w:keepNext/>
-        <w:spacing w:after="0" w:before="60"/>
-      </w:pPr>
-      <w:r>
-        <w:rPr>
-          <w:b/>
-          <w:bCs/>
-          <w:color w:val="12355B"/>
-          <w:sz w:val="21"/>
-          <w:szCs w:val="21"/>
-        </w:rPr>
-        <w:t xml:space="preserve">Answer:</w:t>
-      </w:r>
-    </w:p>
-    <w:p>
-      <w:pPr>
-        <w:pBdr>
-          <w:bottom w:val="single" w:color="AFBECC" w:sz="6"/>
-        </w:pBdr>
-        <w:spacing w:after="30" w:before="150"/>
-      </w:pPr>
-      <w:r>
-        <w:t xml:space="preserve"/>
-      </w:r>
-    </w:p>
-    <w:p>
-      <w:pPr>
-        <w:spacing w:after="80"/>
-      </w:pPr>
-      <w:r>
-        <w:t xml:space="preserve"/>
+        <w:t xml:space="preserve">   choose your support</w:t>
       </w:r>
     </w:p>
     <w:tbl>
@@ -2039,6 +1912,1429 @@
           </w:tcPr>
           <w:p>
             <w:pPr>
+              <w:spacing w:after="50"/>
+            </w:pPr>
+            <w:r>
+              <w:rPr>
+                <w:i/>
+                <w:iCs/>
+                <w:color w:val="5F6F80"/>
+                <w:sz w:val="19"/>
+                <w:szCs w:val="19"/>
+              </w:rPr>
+              <w:t xml:space="preserve">This model shows the parts of an explanation. It does not answer your writing question.</w:t>
+            </w:r>
+          </w:p>
+          <w:p>
+            <w:pPr>
+              <w:spacing w:after="80"/>
+            </w:pPr>
+            <w:r>
+              <w:rPr>
+                <w:b/>
+                <w:bCs/>
+                <w:color w:val="12355B"/>
+                <w:sz w:val="19"/>
+                <w:szCs w:val="19"/>
+              </w:rPr>
+              <w:t xml:space="preserve">Claim:  </w:t>
+            </w:r>
+            <w:r>
+              <w:rPr>
+                <w:sz w:val="19"/>
+                <w:szCs w:val="19"/>
+              </w:rPr>
+              <w:t xml:space="preserve">Finding the cost per one token lets me compare deals fairly even when the package sizes differ.</w:t>
+            </w:r>
+          </w:p>
+          <w:p>
+            <w:pPr>
+              <w:spacing w:after="80"/>
+            </w:pPr>
+            <w:r>
+              <w:rPr>
+                <w:b/>
+                <w:bCs/>
+                <w:color w:val="12355B"/>
+                <w:sz w:val="19"/>
+                <w:szCs w:val="19"/>
+              </w:rPr>
+              <w:t xml:space="preserve">Evidence:  </w:t>
+            </w:r>
+            <w:r>
+              <w:rPr>
+                <w:sz w:val="19"/>
+                <w:szCs w:val="19"/>
+              </w:rPr>
+              <w:t xml:space="preserve">Students explain the packages have different quantities, so the per-unit cost (unit rate) is needed to compare deals fairly.</w:t>
+            </w:r>
+          </w:p>
+          <w:p>
+            <w:pPr>
+              <w:spacing w:after="80"/>
+            </w:pPr>
+            <w:r>
+              <w:rPr>
+                <w:b/>
+                <w:bCs/>
+                <w:color w:val="12355B"/>
+                <w:sz w:val="19"/>
+                <w:szCs w:val="19"/>
+              </w:rPr>
+              <w:t xml:space="preserve">Reasoning:  </w:t>
+            </w:r>
+            <w:r>
+              <w:rPr>
+                <w:sz w:val="19"/>
+                <w:szCs w:val="19"/>
+              </w:rPr>
+              <w:t xml:space="preserve">This evidence connects the definition of unit rate to the mathematical claim.</w:t>
+            </w:r>
+          </w:p>
+        </w:tc>
+      </w:tr>
+    </w:tbl>
+    <w:p>
+      <w:pPr>
+        <w:pStyle w:val="Heading2"/>
+        <w:spacing w:after="80" w:before="180"/>
+      </w:pPr>
+      <w:r>
+        <w:rPr>
+          <w:b/>
+          <w:bCs/>
+          <w:color w:val="12355B"/>
+          <w:sz w:val="24"/>
+          <w:szCs w:val="24"/>
+        </w:rPr>
+        <w:t xml:space="preserve">Start</w:t>
+      </w:r>
+      <w:r>
+        <w:rPr>
+          <w:i/>
+          <w:iCs/>
+          <w:color w:val="1FA6A2"/>
+          <w:sz w:val="19"/>
+          <w:szCs w:val="19"/>
+        </w:rPr>
+        <w:t xml:space="preserve">   Most language support</w:t>
+      </w:r>
+    </w:p>
+    <w:p>
+      <w:pPr>
+        <w:spacing w:after="60"/>
+      </w:pPr>
+      <w:r>
+        <w:rPr>
+          <w:color w:val="1A2733"/>
+          <w:sz w:val="21"/>
+          <w:szCs w:val="21"/>
+        </w:rPr>
+        <w:t xml:space="preserve">Complete the frames. Use the word bank.</w:t>
+      </w:r>
+      <w:r>
+        <w:rPr>
+          <w:i/>
+          <w:iCs/>
+          <w:color w:val="5F6F80"/>
+          <w:sz w:val="19"/>
+          <w:szCs w:val="19"/>
+        </w:rPr>
+        <w:br/>
+        <w:t xml:space="preserve">Completa las oraciones. Usa el banco de palabras.</w:t>
+      </w:r>
+    </w:p>
+    <w:p>
+      <w:pPr>
+        <w:spacing w:after="60"/>
+      </w:pPr>
+      <w:r>
+        <w:rPr>
+          <w:color w:val="1A2733"/>
+          <w:sz w:val="21"/>
+          <w:szCs w:val="21"/>
+        </w:rPr>
+        <w:t xml:space="preserve">The unit rate for ___ is $___ per token.</w:t>
+      </w:r>
+      <w:r>
+        <w:rPr>
+          <w:i/>
+          <w:iCs/>
+          <w:color w:val="5F6F80"/>
+          <w:sz w:val="19"/>
+          <w:szCs w:val="19"/>
+        </w:rPr>
+        <w:br/>
+        <w:t xml:space="preserve">La tasa unitaria de ___ es $___ por ficha.</w:t>
+      </w:r>
+    </w:p>
+    <w:p>
+      <w:pPr>
+        <w:spacing w:after="60"/>
+      </w:pPr>
+      <w:r>
+        <w:rPr>
+          <w:color w:val="1A2733"/>
+          <w:sz w:val="21"/>
+          <w:szCs w:val="21"/>
+        </w:rPr>
+        <w:t xml:space="preserve">The better buy is ___ because its unit rate is ___.</w:t>
+      </w:r>
+      <w:r>
+        <w:rPr>
+          <w:i/>
+          <w:iCs/>
+          <w:color w:val="5F6F80"/>
+          <w:sz w:val="19"/>
+          <w:szCs w:val="19"/>
+        </w:rPr>
+        <w:br/>
+        <w:t xml:space="preserve">La mejor compra es ___ porque su tasa unitaria es ___.</w:t>
+      </w:r>
+    </w:p>
+    <w:tbl>
+      <w:tblPr>
+        <w:tblW w:type="pct" w:w="100%"/>
+        <w:tblBorders>
+          <w:top w:val="single" w:color="C7D2DD" w:sz="6"/>
+          <w:left w:val="single" w:color="C7D2DD" w:sz="6"/>
+          <w:bottom w:val="single" w:color="C7D2DD" w:sz="6"/>
+          <w:right w:val="single" w:color="C7D2DD" w:sz="6"/>
+          <w:insideH w:val="single" w:color="auto" w:sz="4"/>
+          <w:insideV w:val="single" w:color="auto" w:sz="4"/>
+        </w:tblBorders>
+      </w:tblPr>
+      <w:tblGrid>
+        <w:gridCol w:w="100"/>
+      </w:tblGrid>
+      <w:tr>
+        <w:tc>
+          <w:tcPr>
+            <w:shd w:fill="FBF3E2" w:color="auto" w:val="clear"/>
+            <w:tcMar>
+              <w:top w:type="dxa" w:w="60"/>
+              <w:left w:type="dxa" w:w="120"/>
+              <w:bottom w:type="dxa" w:w="60"/>
+              <w:right w:type="dxa" w:w="120"/>
+            </w:tcMar>
+          </w:tcPr>
+          <w:p>
+            <w:pPr>
+              <w:spacing w:after="0" w:line="320"/>
+            </w:pPr>
+            <w:r>
+              <w:t xml:space="preserve"/>
+            </w:r>
+          </w:p>
+          <w:p>
+            <w:pPr>
+              <w:spacing w:after="0" w:line="320"/>
+            </w:pPr>
+            <w:r>
+              <w:t xml:space="preserve"/>
+            </w:r>
+          </w:p>
+          <w:p>
+            <w:pPr>
+              <w:spacing w:after="0" w:line="320"/>
+            </w:pPr>
+            <w:r>
+              <w:t xml:space="preserve"/>
+            </w:r>
+          </w:p>
+        </w:tc>
+      </w:tr>
+    </w:tbl>
+    <w:p>
+      <w:pPr>
+        <w:pStyle w:val="Heading2"/>
+        <w:spacing w:after="80" w:before="180"/>
+      </w:pPr>
+      <w:r>
+        <w:rPr>
+          <w:b/>
+          <w:bCs/>
+          <w:color w:val="12355B"/>
+          <w:sz w:val="24"/>
+          <w:szCs w:val="24"/>
+        </w:rPr>
+        <w:t xml:space="preserve">Build</w:t>
+      </w:r>
+      <w:r>
+        <w:rPr>
+          <w:i/>
+          <w:iCs/>
+          <w:color w:val="B97A12"/>
+          <w:sz w:val="19"/>
+          <w:szCs w:val="19"/>
+        </w:rPr>
+        <w:t xml:space="preserve">   Some language support</w:t>
+      </w:r>
+    </w:p>
+    <w:p>
+      <w:pPr>
+        <w:spacing w:after="60"/>
+      </w:pPr>
+      <w:r>
+        <w:rPr>
+          <w:color w:val="1A2733"/>
+          <w:sz w:val="21"/>
+          <w:szCs w:val="21"/>
+        </w:rPr>
+        <w:t xml:space="preserve">Write two connected sentences. Use because, so, or but.</w:t>
+      </w:r>
+      <w:r>
+        <w:rPr>
+          <w:i/>
+          <w:iCs/>
+          <w:color w:val="5F6F80"/>
+          <w:sz w:val="19"/>
+          <w:szCs w:val="19"/>
+        </w:rPr>
+        <w:br/>
+        <w:t xml:space="preserve">Escribe dos oraciones conectadas. Usa porque, entonces o pero.</w:t>
+      </w:r>
+    </w:p>
+    <w:p>
+      <w:pPr>
+        <w:spacing w:after="60"/>
+      </w:pPr>
+      <w:r>
+        <w:rPr>
+          <w:color w:val="1A2733"/>
+          <w:sz w:val="21"/>
+          <w:szCs w:val="21"/>
+        </w:rPr>
+        <w:t xml:space="preserve">My claim is ___.</w:t>
+      </w:r>
+      <w:r>
+        <w:rPr>
+          <w:i/>
+          <w:iCs/>
+          <w:color w:val="5F6F80"/>
+          <w:sz w:val="19"/>
+          <w:szCs w:val="19"/>
+        </w:rPr>
+        <w:br/>
+        <w:t xml:space="preserve">Mi afirmación es ___.</w:t>
+      </w:r>
+    </w:p>
+    <w:p>
+      <w:pPr>
+        <w:spacing w:after="60"/>
+      </w:pPr>
+      <w:r>
+        <w:rPr>
+          <w:color w:val="1A2733"/>
+          <w:sz w:val="21"/>
+          <w:szCs w:val="21"/>
+        </w:rPr>
+        <w:t xml:space="preserve">I know because ___.</w:t>
+      </w:r>
+      <w:r>
+        <w:rPr>
+          <w:i/>
+          <w:iCs/>
+          <w:color w:val="5F6F80"/>
+          <w:sz w:val="19"/>
+          <w:szCs w:val="19"/>
+        </w:rPr>
+        <w:br/>
+        <w:t xml:space="preserve">Lo sé porque ___.</w:t>
+      </w:r>
+    </w:p>
+    <w:p>
+      <w:pPr>
+        <w:spacing w:after="60"/>
+      </w:pPr>
+      <w:r>
+        <w:rPr>
+          <w:color w:val="1A2733"/>
+          <w:sz w:val="21"/>
+          <w:szCs w:val="21"/>
+        </w:rPr>
+        <w:t xml:space="preserve">So ___.</w:t>
+      </w:r>
+      <w:r>
+        <w:rPr>
+          <w:i/>
+          <w:iCs/>
+          <w:color w:val="5F6F80"/>
+          <w:sz w:val="19"/>
+          <w:szCs w:val="19"/>
+        </w:rPr>
+        <w:br/>
+        <w:t xml:space="preserve">Entonces ___.</w:t>
+      </w:r>
+    </w:p>
+    <w:tbl>
+      <w:tblPr>
+        <w:tblW w:type="pct" w:w="100%"/>
+        <w:tblBorders>
+          <w:top w:val="single" w:color="C7D2DD" w:sz="6"/>
+          <w:left w:val="single" w:color="C7D2DD" w:sz="6"/>
+          <w:bottom w:val="single" w:color="C7D2DD" w:sz="6"/>
+          <w:right w:val="single" w:color="C7D2DD" w:sz="6"/>
+          <w:insideH w:val="single" w:color="auto" w:sz="4"/>
+          <w:insideV w:val="single" w:color="auto" w:sz="4"/>
+        </w:tblBorders>
+      </w:tblPr>
+      <w:tblGrid>
+        <w:gridCol w:w="100"/>
+      </w:tblGrid>
+      <w:tr>
+        <w:tc>
+          <w:tcPr>
+            <w:shd w:fill="FBF3E2" w:color="auto" w:val="clear"/>
+            <w:tcMar>
+              <w:top w:type="dxa" w:w="60"/>
+              <w:left w:type="dxa" w:w="120"/>
+              <w:bottom w:type="dxa" w:w="60"/>
+              <w:right w:type="dxa" w:w="120"/>
+            </w:tcMar>
+          </w:tcPr>
+          <w:p>
+            <w:pPr>
+              <w:spacing w:after="0" w:line="320"/>
+            </w:pPr>
+            <w:r>
+              <w:t xml:space="preserve"/>
+            </w:r>
+          </w:p>
+          <w:p>
+            <w:pPr>
+              <w:spacing w:after="0" w:line="320"/>
+            </w:pPr>
+            <w:r>
+              <w:t xml:space="preserve"/>
+            </w:r>
+          </w:p>
+          <w:p>
+            <w:pPr>
+              <w:spacing w:after="0" w:line="320"/>
+            </w:pPr>
+            <w:r>
+              <w:t xml:space="preserve"/>
+            </w:r>
+          </w:p>
+        </w:tc>
+      </w:tr>
+    </w:tbl>
+    <w:p>
+      <w:pPr>
+        <w:pStyle w:val="Heading2"/>
+        <w:spacing w:after="80" w:before="180"/>
+      </w:pPr>
+      <w:r>
+        <w:rPr>
+          <w:b/>
+          <w:bCs/>
+          <w:color w:val="12355B"/>
+          <w:sz w:val="24"/>
+          <w:szCs w:val="24"/>
+        </w:rPr>
+        <w:t xml:space="preserve">Explain</w:t>
+      </w:r>
+      <w:r>
+        <w:rPr>
+          <w:i/>
+          <w:iCs/>
+          <w:color w:val="B97A12"/>
+          <w:sz w:val="19"/>
+          <w:szCs w:val="19"/>
+        </w:rPr>
+        <w:t xml:space="preserve">   Light language support</w:t>
+      </w:r>
+    </w:p>
+    <w:p>
+      <w:pPr>
+        <w:spacing w:after="60"/>
+      </w:pPr>
+      <w:r>
+        <w:rPr>
+          <w:color w:val="1A2733"/>
+          <w:sz w:val="21"/>
+          <w:szCs w:val="21"/>
+        </w:rPr>
+        <w:t xml:space="preserve">Write a claim, give math evidence, and explain your reasoning.</w:t>
+      </w:r>
+      <w:r>
+        <w:rPr>
+          <w:i/>
+          <w:iCs/>
+          <w:color w:val="5F6F80"/>
+          <w:sz w:val="19"/>
+          <w:szCs w:val="19"/>
+        </w:rPr>
+        <w:br/>
+        <w:t xml:space="preserve">Escribe una afirmación, da evidencia matemática y explica tu razonamiento.</w:t>
+      </w:r>
+    </w:p>
+    <w:p>
+      <w:pPr>
+        <w:spacing w:after="60"/>
+      </w:pPr>
+      <w:r>
+        <w:rPr>
+          <w:color w:val="1A2733"/>
+          <w:sz w:val="21"/>
+          <w:szCs w:val="21"/>
+        </w:rPr>
+        <w:t xml:space="preserve">My claim is ___.</w:t>
+      </w:r>
+      <w:r>
+        <w:rPr>
+          <w:i/>
+          <w:iCs/>
+          <w:color w:val="5F6F80"/>
+          <w:sz w:val="19"/>
+          <w:szCs w:val="19"/>
+        </w:rPr>
+        <w:br/>
+        <w:t xml:space="preserve">Mi afirmación es ___.</w:t>
+      </w:r>
+    </w:p>
+    <w:p>
+      <w:pPr>
+        <w:spacing w:after="60"/>
+      </w:pPr>
+      <w:r>
+        <w:rPr>
+          <w:color w:val="1A2733"/>
+          <w:sz w:val="21"/>
+          <w:szCs w:val="21"/>
+        </w:rPr>
+        <w:t xml:space="preserve">My math evidence is ___.</w:t>
+      </w:r>
+      <w:r>
+        <w:rPr>
+          <w:i/>
+          <w:iCs/>
+          <w:color w:val="5F6F80"/>
+          <w:sz w:val="19"/>
+          <w:szCs w:val="19"/>
+        </w:rPr>
+        <w:br/>
+        <w:t xml:space="preserve">Mi evidencia matemática es ___.</w:t>
+      </w:r>
+    </w:p>
+    <w:p>
+      <w:pPr>
+        <w:spacing w:after="60"/>
+      </w:pPr>
+      <w:r>
+        <w:rPr>
+          <w:color w:val="1A2733"/>
+          <w:sz w:val="21"/>
+          <w:szCs w:val="21"/>
+        </w:rPr>
+        <w:t xml:space="preserve">This proves ___ because ___.</w:t>
+      </w:r>
+      <w:r>
+        <w:rPr>
+          <w:i/>
+          <w:iCs/>
+          <w:color w:val="5F6F80"/>
+          <w:sz w:val="19"/>
+          <w:szCs w:val="19"/>
+        </w:rPr>
+        <w:br/>
+        <w:t xml:space="preserve">Esto demuestra ___ porque ___.</w:t>
+      </w:r>
+    </w:p>
+    <w:tbl>
+      <w:tblPr>
+        <w:tblW w:type="pct" w:w="100%"/>
+        <w:tblBorders>
+          <w:top w:val="single" w:color="C7D2DD" w:sz="6"/>
+          <w:left w:val="single" w:color="C7D2DD" w:sz="6"/>
+          <w:bottom w:val="single" w:color="C7D2DD" w:sz="6"/>
+          <w:right w:val="single" w:color="C7D2DD" w:sz="6"/>
+          <w:insideH w:val="single" w:color="auto" w:sz="4"/>
+          <w:insideV w:val="single" w:color="auto" w:sz="4"/>
+        </w:tblBorders>
+      </w:tblPr>
+      <w:tblGrid>
+        <w:gridCol w:w="100"/>
+      </w:tblGrid>
+      <w:tr>
+        <w:tc>
+          <w:tcPr>
+            <w:shd w:fill="FBF3E2" w:color="auto" w:val="clear"/>
+            <w:tcMar>
+              <w:top w:type="dxa" w:w="60"/>
+              <w:left w:type="dxa" w:w="120"/>
+              <w:bottom w:type="dxa" w:w="60"/>
+              <w:right w:type="dxa" w:w="120"/>
+            </w:tcMar>
+          </w:tcPr>
+          <w:p>
+            <w:pPr>
+              <w:spacing w:after="0" w:line="320"/>
+            </w:pPr>
+            <w:r>
+              <w:t xml:space="preserve"/>
+            </w:r>
+          </w:p>
+          <w:p>
+            <w:pPr>
+              <w:spacing w:after="0" w:line="320"/>
+            </w:pPr>
+            <w:r>
+              <w:t xml:space="preserve"/>
+            </w:r>
+          </w:p>
+          <w:p>
+            <w:pPr>
+              <w:spacing w:after="0" w:line="320"/>
+            </w:pPr>
+            <w:r>
+              <w:t xml:space="preserve"/>
+            </w:r>
+          </w:p>
+          <w:p>
+            <w:pPr>
+              <w:spacing w:after="0" w:line="320"/>
+            </w:pPr>
+            <w:r>
+              <w:t xml:space="preserve"/>
+            </w:r>
+          </w:p>
+          <w:p>
+            <w:pPr>
+              <w:spacing w:after="0" w:line="320"/>
+            </w:pPr>
+            <w:r>
+              <w:t xml:space="preserve"/>
+            </w:r>
+          </w:p>
+        </w:tc>
+      </w:tr>
+    </w:tbl>
+    <w:p>
+      <w:pPr>
+        <w:pStyle w:val="Heading2"/>
+        <w:spacing w:after="80" w:before="180"/>
+      </w:pPr>
+      <w:r>
+        <w:rPr>
+          <w:b/>
+          <w:bCs/>
+          <w:color w:val="12355B"/>
+          <w:sz w:val="24"/>
+          <w:szCs w:val="24"/>
+        </w:rPr>
+        <w:t xml:space="preserve">4. Check Your Explanation</w:t>
+      </w:r>
+      <w:r>
+        <w:rPr>
+          <w:i/>
+          <w:iCs/>
+          <w:color w:val="1FA6A2"/>
+          <w:sz w:val="19"/>
+          <w:szCs w:val="19"/>
+        </w:rPr>
+        <w:t xml:space="preserve">   five quick checks</w:t>
+      </w:r>
+    </w:p>
+    <w:p>
+      <w:pPr>
+        <w:spacing w:after="80"/>
+      </w:pPr>
+      <w:r>
+        <w:rPr>
+          <w:b/>
+          <w:bCs/>
+          <w:color w:val="1FA6A2"/>
+          <w:sz w:val="22"/>
+          <w:szCs w:val="22"/>
+        </w:rPr>
+        <w:t xml:space="preserve">☐  </w:t>
+      </w:r>
+      <w:r>
+        <w:rPr>
+          <w:sz w:val="20"/>
+          <w:szCs w:val="20"/>
+        </w:rPr>
+        <w:t xml:space="preserve">I answered the question.</w:t>
+      </w:r>
+      <w:r>
+        <w:rPr>
+          <w:i/>
+          <w:iCs/>
+          <w:color w:val="5F6F80"/>
+          <w:sz w:val="18"/>
+          <w:szCs w:val="18"/>
+        </w:rPr>
+        <w:br/>
+        <w:t xml:space="preserve">Respondí la pregunta.</w:t>
+      </w:r>
+    </w:p>
+    <w:p>
+      <w:pPr>
+        <w:spacing w:after="80"/>
+      </w:pPr>
+      <w:r>
+        <w:rPr>
+          <w:b/>
+          <w:bCs/>
+          <w:color w:val="1FA6A2"/>
+          <w:sz w:val="22"/>
+          <w:szCs w:val="22"/>
+        </w:rPr>
+        <w:t xml:space="preserve">☐  </w:t>
+      </w:r>
+      <w:r>
+        <w:rPr>
+          <w:sz w:val="20"/>
+          <w:szCs w:val="20"/>
+        </w:rPr>
+        <w:t xml:space="preserve">I used math evidence: numbers, an equation, a model, or a comparison.</w:t>
+      </w:r>
+      <w:r>
+        <w:rPr>
+          <w:i/>
+          <w:iCs/>
+          <w:color w:val="5F6F80"/>
+          <w:sz w:val="18"/>
+          <w:szCs w:val="18"/>
+        </w:rPr>
+        <w:br/>
+        <w:t xml:space="preserve">Usé evidencia matemática: números, una ecuación, un modelo o una comparación.</w:t>
+      </w:r>
+    </w:p>
+    <w:p>
+      <w:pPr>
+        <w:spacing w:after="80"/>
+      </w:pPr>
+      <w:r>
+        <w:rPr>
+          <w:b/>
+          <w:bCs/>
+          <w:color w:val="1FA6A2"/>
+          <w:sz w:val="22"/>
+          <w:szCs w:val="22"/>
+        </w:rPr>
+        <w:t xml:space="preserve">☐  </w:t>
+      </w:r>
+      <w:r>
+        <w:rPr>
+          <w:sz w:val="20"/>
+          <w:szCs w:val="20"/>
+        </w:rPr>
+        <w:t xml:space="preserve">I explained how the evidence proves my answer.</w:t>
+      </w:r>
+      <w:r>
+        <w:rPr>
+          <w:i/>
+          <w:iCs/>
+          <w:color w:val="5F6F80"/>
+          <w:sz w:val="18"/>
+          <w:szCs w:val="18"/>
+        </w:rPr>
+        <w:br/>
+        <w:t xml:space="preserve">Expliqué cómo la evidencia demuestra mi respuesta.</w:t>
+      </w:r>
+    </w:p>
+    <w:p>
+      <w:pPr>
+        <w:spacing w:after="80"/>
+      </w:pPr>
+      <w:r>
+        <w:rPr>
+          <w:b/>
+          <w:bCs/>
+          <w:color w:val="1FA6A2"/>
+          <w:sz w:val="22"/>
+          <w:szCs w:val="22"/>
+        </w:rPr>
+        <w:t xml:space="preserve">☐  </w:t>
+      </w:r>
+      <w:r>
+        <w:rPr>
+          <w:sz w:val="20"/>
+          <w:szCs w:val="20"/>
+        </w:rPr>
+        <w:t xml:space="preserve">I used at least two math words.</w:t>
+      </w:r>
+      <w:r>
+        <w:rPr>
+          <w:i/>
+          <w:iCs/>
+          <w:color w:val="5F6F80"/>
+          <w:sz w:val="18"/>
+          <w:szCs w:val="18"/>
+        </w:rPr>
+        <w:br/>
+        <w:t xml:space="preserve">Usé por lo menos dos palabras matemáticas.</w:t>
+      </w:r>
+    </w:p>
+    <w:p>
+      <w:pPr>
+        <w:spacing w:after="80"/>
+      </w:pPr>
+      <w:r>
+        <w:rPr>
+          <w:b/>
+          <w:bCs/>
+          <w:color w:val="1FA6A2"/>
+          <w:sz w:val="22"/>
+          <w:szCs w:val="22"/>
+        </w:rPr>
+        <w:t xml:space="preserve">☐  </w:t>
+      </w:r>
+      <w:r>
+        <w:rPr>
+          <w:sz w:val="20"/>
+          <w:szCs w:val="20"/>
+        </w:rPr>
+        <w:t xml:space="preserve">I reread complete sentences and punctuation.</w:t>
+      </w:r>
+      <w:r>
+        <w:rPr>
+          <w:i/>
+          <w:iCs/>
+          <w:color w:val="5F6F80"/>
+          <w:sz w:val="18"/>
+          <w:szCs w:val="18"/>
+        </w:rPr>
+        <w:br/>
+        <w:t xml:space="preserve">Volví a leer mis oraciones completas y la puntuación.</w:t>
+      </w:r>
+    </w:p>
+    <w:p>
+      <w:pPr>
+        <w:pStyle w:val="Heading1"/>
+        <w:pageBreakBefore/>
+        <w:pBdr>
+          <w:bottom w:val="single" w:color="1FA6A2" w:sz="14" w:space="6"/>
+        </w:pBdr>
+        <w:spacing w:after="140" w:before="0"/>
+      </w:pPr>
+      <w:r>
+        <w:rPr>
+          <w:b/>
+          <w:bCs/>
+          <w:color w:val="12355B"/>
+          <w:sz w:val="30"/>
+          <w:szCs w:val="30"/>
+        </w:rPr>
+        <w:t xml:space="preserve">Worked Example</w:t>
+      </w:r>
+    </w:p>
+    <w:p>
+      <w:pPr>
+        <w:pStyle w:val="Heading2"/>
+        <w:spacing w:after="80" w:before="180"/>
+      </w:pPr>
+      <w:r>
+        <w:rPr>
+          <w:b/>
+          <w:bCs/>
+          <w:color w:val="12355B"/>
+          <w:sz w:val="24"/>
+          <w:szCs w:val="24"/>
+        </w:rPr>
+        <w:t xml:space="preserve">Watch &amp; Read</w:t>
+      </w:r>
+      <w:r>
+        <w:rPr>
+          <w:i/>
+          <w:iCs/>
+          <w:color w:val="1FA6A2"/>
+          <w:sz w:val="19"/>
+          <w:szCs w:val="19"/>
+        </w:rPr>
+        <w:t xml:space="preserve">   I Do — follow along with your teacher</w:t>
+      </w:r>
+    </w:p>
+    <w:tbl>
+      <w:tblPr>
+        <w:tblW w:type="pct" w:w="100%"/>
+        <w:tblBorders>
+          <w:top w:val="single" w:color="1FA6A2" w:sz="8"/>
+          <w:left w:val="single" w:color="1FA6A2" w:sz="8"/>
+          <w:bottom w:val="single" w:color="1FA6A2" w:sz="8"/>
+          <w:right w:val="single" w:color="1FA6A2" w:sz="8"/>
+          <w:insideH w:val="single" w:color="auto" w:sz="4"/>
+          <w:insideV w:val="single" w:color="auto" w:sz="4"/>
+        </w:tblBorders>
+      </w:tblPr>
+      <w:tblGrid>
+        <w:gridCol w:w="100"/>
+      </w:tblGrid>
+      <w:tr>
+        <w:tc>
+          <w:tcPr>
+            <w:shd w:fill="E6F4F3" w:color="auto" w:val="clear"/>
+            <w:tcMar>
+              <w:top w:type="dxa" w:w="120"/>
+              <w:left w:type="dxa" w:w="180"/>
+              <w:bottom w:type="dxa" w:w="120"/>
+              <w:right w:type="dxa" w:w="180"/>
+            </w:tcMar>
+          </w:tcPr>
+          <w:p>
+            <w:pPr>
+              <w:spacing w:after="60"/>
+            </w:pPr>
+            <w:r>
+              <w:rPr>
+                <w:b/>
+                <w:bCs/>
+                <w:color w:val="12355B"/>
+                <w:sz w:val="22"/>
+                <w:szCs w:val="22"/>
+              </w:rPr>
+              <w:t xml:space="preserve">Arcade Builder Challenge</w:t>
+            </w:r>
+          </w:p>
+          <w:p>
+            <w:pPr>
+              <w:spacing w:after="0"/>
+            </w:pPr>
+            <w:r>
+              <w:rPr>
+                <w:sz w:val="21"/>
+                <w:szCs w:val="21"/>
+              </w:rPr>
+              <w:t xml:space="preserve">You're the new supply manager for the arcade! You need to order tokens, prizes, and snacks from different suppliers. Each supplier offers a different package deal. Your job is to find the unit rate for each deal and figure out which supplier gives you the best value for every item you need to order.</w:t>
+            </w:r>
+          </w:p>
+        </w:tc>
+      </w:tr>
+    </w:tbl>
+    <w:p>
+      <w:pPr>
+        <w:spacing w:after="80"/>
+      </w:pPr>
+      <w:r>
+        <w:t xml:space="preserve"/>
+      </w:r>
+    </w:p>
+    <w:p>
+      <w:pPr>
+        <w:spacing w:after="50" w:before="60"/>
+      </w:pPr>
+      <w:r>
+        <w:rPr>
+          <w:b/>
+          <w:bCs/>
+          <w:color w:val="12355B"/>
+          <w:sz w:val="21"/>
+          <w:szCs w:val="21"/>
+        </w:rPr>
+        <w:t xml:space="preserve">Think about:</w:t>
+      </w:r>
+    </w:p>
+    <w:p>
+      <w:pPr>
+        <w:spacing w:after="40"/>
+        <w:ind w:left="300"/>
+      </w:pPr>
+      <w:r>
+        <w:rPr>
+          <w:sz w:val="20"/>
+          <w:szCs w:val="20"/>
+        </w:rPr>
+        <w:t xml:space="preserve">•  How can you compare deals when the quantities are different?</w:t>
+      </w:r>
+    </w:p>
+    <w:p>
+      <w:pPr>
+        <w:spacing w:after="40"/>
+        <w:ind w:left="300"/>
+      </w:pPr>
+      <w:r>
+        <w:rPr>
+          <w:sz w:val="20"/>
+          <w:szCs w:val="20"/>
+        </w:rPr>
+        <w:t xml:space="preserve">•  What operation helps you find the cost for just one item?</w:t>
+      </w:r>
+    </w:p>
+    <w:p>
+      <w:pPr>
+        <w:spacing w:after="40"/>
+        <w:ind w:left="300"/>
+      </w:pPr>
+      <w:r>
+        <w:rPr>
+          <w:sz w:val="20"/>
+          <w:szCs w:val="20"/>
+        </w:rPr>
+        <w:t xml:space="preserve">•  Does the biggest package always give the best unit rate?</w:t>
+      </w:r>
+    </w:p>
+    <w:p>
+      <w:pPr>
+        <w:spacing w:after="40"/>
+        <w:ind w:left="300"/>
+      </w:pPr>
+      <w:r>
+        <w:rPr>
+          <w:sz w:val="20"/>
+          <w:szCs w:val="20"/>
+        </w:rPr>
+        <w:t xml:space="preserve">•  How can unit rates help you make smart spending decisions?</w:t>
+      </w:r>
+    </w:p>
+    <w:p>
+      <w:pPr>
+        <w:pStyle w:val="Heading2"/>
+        <w:spacing w:after="80" w:before="180"/>
+      </w:pPr>
+      <w:r>
+        <w:rPr>
+          <w:b/>
+          <w:bCs/>
+          <w:color w:val="12355B"/>
+          <w:sz w:val="24"/>
+          <w:szCs w:val="24"/>
+        </w:rPr>
+        <w:t xml:space="preserve">Solved Example</w:t>
+      </w:r>
+      <w:r>
+        <w:rPr>
+          <w:i/>
+          <w:iCs/>
+          <w:color w:val="1FA6A2"/>
+          <w:sz w:val="19"/>
+          <w:szCs w:val="19"/>
+        </w:rPr>
+        <w:t xml:space="preserve">   I Do — watch each step</w:t>
+      </w:r>
+    </w:p>
+    <w:p>
+      <w:pPr>
+        <w:keepNext/>
+        <w:spacing w:after="40"/>
+      </w:pPr>
+      <w:r>
+        <w:rPr>
+          <w:b/>
+          <w:bCs/>
+          <w:color w:val="12355B"/>
+          <w:sz w:val="21"/>
+          <w:szCs w:val="21"/>
+        </w:rPr>
+        <w:t xml:space="preserve">Problem:  </w:t>
+      </w:r>
+      <w:r>
+        <w:rPr>
+          <w:sz w:val="21"/>
+          <w:szCs w:val="21"/>
+        </w:rPr>
+        <w:t xml:space="preserve">Which is the better buy: 6 bouncy balls for $4.50 or 10 bouncy balls for $8.00?</w:t>
+      </w:r>
+    </w:p>
+    <w:p>
+      <w:pPr>
+        <w:spacing w:after="30"/>
+        <w:ind w:left="420"/>
+      </w:pPr>
+      <w:r>
+        <w:rPr>
+          <w:sz w:val="20"/>
+          <w:szCs w:val="20"/>
+        </w:rPr>
+        <w:t xml:space="preserve">A)  6 for $4.50 — $0.75 each</w:t>
+      </w:r>
+    </w:p>
+    <w:p>
+      <w:pPr>
+        <w:spacing w:after="30"/>
+        <w:ind w:left="420"/>
+      </w:pPr>
+      <w:r>
+        <w:rPr>
+          <w:sz w:val="20"/>
+          <w:szCs w:val="20"/>
+        </w:rPr>
+        <w:t xml:space="preserve">B)  10 for $8.00 — $0.80 each</w:t>
+      </w:r>
+    </w:p>
+    <w:p>
+      <w:pPr>
+        <w:spacing w:after="30"/>
+        <w:ind w:left="420"/>
+      </w:pPr>
+      <w:r>
+        <w:rPr>
+          <w:sz w:val="20"/>
+          <w:szCs w:val="20"/>
+        </w:rPr>
+        <w:t xml:space="preserve">C)  They cost the same per ball</w:t>
+      </w:r>
+    </w:p>
+    <w:p>
+      <w:pPr>
+        <w:spacing w:after="30"/>
+        <w:ind w:left="420"/>
+      </w:pPr>
+      <w:r>
+        <w:rPr>
+          <w:sz w:val="20"/>
+          <w:szCs w:val="20"/>
+        </w:rPr>
+        <w:t xml:space="preserve">D)  Not enough information</w:t>
+      </w:r>
+    </w:p>
+    <w:p>
+      <w:pPr>
+        <w:spacing w:after="20" w:before="50"/>
+      </w:pPr>
+      <w:r>
+        <w:rPr>
+          <w:b/>
+          <w:bCs/>
+          <w:color w:val="1FA6A2"/>
+          <w:sz w:val="21"/>
+          <w:szCs w:val="21"/>
+        </w:rPr>
+        <w:t xml:space="preserve">Step 1:  </w:t>
+      </w:r>
+      <w:r>
+        <w:rPr>
+          <w:sz w:val="21"/>
+          <w:szCs w:val="21"/>
+        </w:rPr>
+        <w:t xml:space="preserve">$4.50 ÷ 6 = $0.75 each.</w:t>
+      </w:r>
+    </w:p>
+    <w:p>
+      <w:pPr>
+        <w:spacing w:after="20" w:before="50"/>
+      </w:pPr>
+      <w:r>
+        <w:rPr>
+          <w:b/>
+          <w:bCs/>
+          <w:color w:val="1FA6A2"/>
+          <w:sz w:val="21"/>
+          <w:szCs w:val="21"/>
+        </w:rPr>
+        <w:t xml:space="preserve">Step 2:  </w:t>
+      </w:r>
+      <w:r>
+        <w:rPr>
+          <w:sz w:val="21"/>
+          <w:szCs w:val="21"/>
+        </w:rPr>
+        <w:t xml:space="preserve">$8.00 ÷ 10 = $0.80 each.</w:t>
+      </w:r>
+    </w:p>
+    <w:p>
+      <w:pPr>
+        <w:spacing w:after="20" w:before="50"/>
+      </w:pPr>
+      <w:r>
+        <w:rPr>
+          <w:b/>
+          <w:bCs/>
+          <w:color w:val="1FA6A2"/>
+          <w:sz w:val="21"/>
+          <w:szCs w:val="21"/>
+        </w:rPr>
+        <w:t xml:space="preserve">Step 3:  </w:t>
+      </w:r>
+      <w:r>
+        <w:rPr>
+          <w:sz w:val="21"/>
+          <w:szCs w:val="21"/>
+        </w:rPr>
+        <w:t xml:space="preserve">$0.75 &lt; $0.80, so 6 for $4.50 is the better buy.</w:t>
+      </w:r>
+    </w:p>
+    <w:p>
+      <w:pPr>
+        <w:spacing w:after="40" w:before="60"/>
+      </w:pPr>
+      <w:r>
+        <w:rPr>
+          <w:b/>
+          <w:bCs/>
+          <w:color w:val="12355B"/>
+          <w:sz w:val="21"/>
+          <w:szCs w:val="21"/>
+        </w:rPr>
+        <w:t xml:space="preserve">Answer:  </w:t>
+      </w:r>
+      <w:r>
+        <w:rPr>
+          <w:b/>
+          <w:bCs/>
+          <w:sz w:val="21"/>
+          <w:szCs w:val="21"/>
+        </w:rPr>
+        <w:t xml:space="preserve">A. 6 for $4.50 — $0.75 each</w:t>
+      </w:r>
+    </w:p>
+    <w:p>
+      <w:pPr>
+        <w:pStyle w:val="Heading1"/>
+        <w:pageBreakBefore/>
+        <w:pBdr>
+          <w:bottom w:val="single" w:color="1FA6A2" w:sz="14" w:space="6"/>
+        </w:pBdr>
+        <w:spacing w:after="140" w:before="0"/>
+      </w:pPr>
+      <w:r>
+        <w:rPr>
+          <w:b/>
+          <w:bCs/>
+          <w:color w:val="12355B"/>
+          <w:sz w:val="30"/>
+          <w:szCs w:val="30"/>
+        </w:rPr>
+        <w:t xml:space="preserve">Guided Practice</w:t>
+      </w:r>
+    </w:p>
+    <w:p>
+      <w:pPr>
+        <w:pStyle w:val="Heading2"/>
+        <w:spacing w:after="80" w:before="180"/>
+      </w:pPr>
+      <w:r>
+        <w:rPr>
+          <w:b/>
+          <w:bCs/>
+          <w:color w:val="12355B"/>
+          <w:sz w:val="24"/>
+          <w:szCs w:val="24"/>
+        </w:rPr>
+        <w:t xml:space="preserve">Solve Together</w:t>
+      </w:r>
+      <w:r>
+        <w:rPr>
+          <w:i/>
+          <w:iCs/>
+          <w:color w:val="6B4FA0"/>
+          <w:sz w:val="19"/>
+          <w:szCs w:val="19"/>
+        </w:rPr>
+        <w:t xml:space="preserve">   We Do — work with your class</w:t>
+      </w:r>
+    </w:p>
+    <w:p>
+      <w:pPr>
+        <w:keepNext/>
+        <w:spacing w:after="40" w:before="40"/>
+      </w:pPr>
+      <w:r>
+        <w:rPr>
+          <w:b/>
+          <w:bCs/>
+          <w:color w:val="12355B"/>
+          <w:sz w:val="21"/>
+          <w:szCs w:val="21"/>
+        </w:rPr>
+        <w:t xml:space="preserve">Problem:  </w:t>
+      </w:r>
+      <w:r>
+        <w:rPr>
+          <w:sz w:val="21"/>
+          <w:szCs w:val="21"/>
+        </w:rPr>
+        <w:t xml:space="preserve">A faucet drips 15 ounces of water in 5 minutes. What is the unit rate?</w:t>
+      </w:r>
+    </w:p>
+    <w:p>
+      <w:pPr>
+        <w:spacing w:after="30"/>
+        <w:ind w:left="420"/>
+      </w:pPr>
+      <w:r>
+        <w:rPr>
+          <w:sz w:val="20"/>
+          <w:szCs w:val="20"/>
+        </w:rPr>
+        <w:t xml:space="preserve">A)  3 ounces per minute</w:t>
+      </w:r>
+    </w:p>
+    <w:p>
+      <w:pPr>
+        <w:spacing w:after="30"/>
+        <w:ind w:left="420"/>
+      </w:pPr>
+      <w:r>
+        <w:rPr>
+          <w:sz w:val="20"/>
+          <w:szCs w:val="20"/>
+        </w:rPr>
+        <w:t xml:space="preserve">B)  5 ounces per minute</w:t>
+      </w:r>
+    </w:p>
+    <w:p>
+      <w:pPr>
+        <w:spacing w:after="30"/>
+        <w:ind w:left="420"/>
+      </w:pPr>
+      <w:r>
+        <w:rPr>
+          <w:sz w:val="20"/>
+          <w:szCs w:val="20"/>
+        </w:rPr>
+        <w:t xml:space="preserve">C)  15 ounces per minute</w:t>
+      </w:r>
+    </w:p>
+    <w:p>
+      <w:pPr>
+        <w:spacing w:after="30"/>
+        <w:ind w:left="420"/>
+      </w:pPr>
+      <w:r>
+        <w:rPr>
+          <w:sz w:val="20"/>
+          <w:szCs w:val="20"/>
+        </w:rPr>
+        <w:t xml:space="preserve">D)  0.33 ounces per minute</w:t>
+      </w:r>
+    </w:p>
+    <w:p>
+      <w:pPr>
+        <w:keepNext/>
+        <w:spacing w:after="0" w:before="50"/>
+      </w:pPr>
+      <w:r>
+        <w:rPr>
+          <w:b/>
+          <w:bCs/>
+          <w:color w:val="6B4FA0"/>
+          <w:sz w:val="21"/>
+          <w:szCs w:val="21"/>
+        </w:rPr>
+        <w:t xml:space="preserve">Step 1:</w:t>
+      </w:r>
+    </w:p>
+    <w:p>
+      <w:pPr>
+        <w:pBdr>
+          <w:bottom w:val="single" w:color="AFBECC" w:sz="6"/>
+        </w:pBdr>
+        <w:spacing w:after="30" w:before="150"/>
+      </w:pPr>
+      <w:r>
+        <w:t xml:space="preserve"/>
+      </w:r>
+    </w:p>
+    <w:p>
+      <w:pPr>
+        <w:keepNext/>
+        <w:spacing w:after="0" w:before="50"/>
+      </w:pPr>
+      <w:r>
+        <w:rPr>
+          <w:b/>
+          <w:bCs/>
+          <w:color w:val="6B4FA0"/>
+          <w:sz w:val="21"/>
+          <w:szCs w:val="21"/>
+        </w:rPr>
+        <w:t xml:space="preserve">Step 2:</w:t>
+      </w:r>
+    </w:p>
+    <w:p>
+      <w:pPr>
+        <w:pBdr>
+          <w:bottom w:val="single" w:color="AFBECC" w:sz="6"/>
+        </w:pBdr>
+        <w:spacing w:after="30" w:before="150"/>
+      </w:pPr>
+      <w:r>
+        <w:t xml:space="preserve"/>
+      </w:r>
+    </w:p>
+    <w:p>
+      <w:pPr>
+        <w:keepNext/>
+        <w:spacing w:after="0" w:before="50"/>
+      </w:pPr>
+      <w:r>
+        <w:rPr>
+          <w:b/>
+          <w:bCs/>
+          <w:color w:val="6B4FA0"/>
+          <w:sz w:val="21"/>
+          <w:szCs w:val="21"/>
+        </w:rPr>
+        <w:t xml:space="preserve">Step 3:</w:t>
+      </w:r>
+    </w:p>
+    <w:p>
+      <w:pPr>
+        <w:pBdr>
+          <w:bottom w:val="single" w:color="AFBECC" w:sz="6"/>
+        </w:pBdr>
+        <w:spacing w:after="30" w:before="150"/>
+      </w:pPr>
+      <w:r>
+        <w:t xml:space="preserve"/>
+      </w:r>
+    </w:p>
+    <w:p>
+      <w:pPr>
+        <w:keepNext/>
+        <w:spacing w:after="0" w:before="60"/>
+      </w:pPr>
+      <w:r>
+        <w:rPr>
+          <w:b/>
+          <w:bCs/>
+          <w:color w:val="12355B"/>
+          <w:sz w:val="21"/>
+          <w:szCs w:val="21"/>
+        </w:rPr>
+        <w:t xml:space="preserve">Answer:</w:t>
+      </w:r>
+    </w:p>
+    <w:p>
+      <w:pPr>
+        <w:pBdr>
+          <w:bottom w:val="single" w:color="AFBECC" w:sz="6"/>
+        </w:pBdr>
+        <w:spacing w:after="30" w:before="150"/>
+      </w:pPr>
+      <w:r>
+        <w:t xml:space="preserve"/>
+      </w:r>
+    </w:p>
+    <w:p>
+      <w:pPr>
+        <w:spacing w:after="80"/>
+      </w:pPr>
+      <w:r>
+        <w:t xml:space="preserve"/>
+      </w:r>
+    </w:p>
+    <w:tbl>
+      <w:tblPr>
+        <w:tblW w:type="pct" w:w="100%"/>
+        <w:tblBorders>
+          <w:top w:val="single" w:color="BBD0DE" w:sz="8"/>
+          <w:left w:val="single" w:color="BBD0DE" w:sz="8"/>
+          <w:bottom w:val="single" w:color="BBD0DE" w:sz="8"/>
+          <w:right w:val="single" w:color="BBD0DE" w:sz="8"/>
+          <w:insideH w:val="single" w:color="auto" w:sz="4"/>
+          <w:insideV w:val="single" w:color="auto" w:sz="4"/>
+        </w:tblBorders>
+      </w:tblPr>
+      <w:tblGrid>
+        <w:gridCol w:w="100"/>
+      </w:tblGrid>
+      <w:tr>
+        <w:tc>
+          <w:tcPr>
+            <w:shd w:fill="EEF4F8" w:color="auto" w:val="clear"/>
+            <w:tcMar>
+              <w:top w:type="dxa" w:w="120"/>
+              <w:left w:type="dxa" w:w="180"/>
+              <w:bottom w:type="dxa" w:w="120"/>
+              <w:right w:type="dxa" w:w="180"/>
+            </w:tcMar>
+          </w:tcPr>
+          <w:p>
+            <w:pPr>
               <w:spacing w:after="60"/>
             </w:pPr>
             <w:r>
@@ -3744,6 +5040,97 @@
           <w:szCs w:val="19"/>
         </w:rPr>
         <w:t xml:space="preserve">  — 195 ÷ 6 = 32.5 miles per gallon.</w:t>
+      </w:r>
+    </w:p>
+    <w:p>
+      <w:pPr>
+        <w:pStyle w:val="Heading2"/>
+        <w:spacing w:after="80" w:before="180"/>
+      </w:pPr>
+      <w:r>
+        <w:rPr>
+          <w:b/>
+          <w:bCs/>
+          <w:color w:val="12355B"/>
+          <w:sz w:val="24"/>
+          <w:szCs w:val="24"/>
+        </w:rPr>
+        <w:t xml:space="preserve">Math Writing Criteria</w:t>
+      </w:r>
+    </w:p>
+    <w:p>
+      <w:pPr>
+        <w:spacing w:after="100"/>
+      </w:pPr>
+      <w:r>
+        <w:rPr>
+          <w:i/>
+          <w:iCs/>
+          <w:color w:val="5F6F80"/>
+          <w:sz w:val="19"/>
+          <w:szCs w:val="19"/>
+        </w:rPr>
+        <w:t xml:space="preserve">The support level changes the amount of language scaffolding, not the mathematical expectation.</w:t>
+      </w:r>
+    </w:p>
+    <w:p>
+      <w:pPr>
+        <w:spacing w:after="80"/>
+      </w:pPr>
+      <w:r>
+        <w:rPr>
+          <w:sz w:val="20"/>
+          <w:szCs w:val="20"/>
+        </w:rPr>
+        <w:t xml:space="preserve">☐  I answered the question.</w:t>
+      </w:r>
+    </w:p>
+    <w:p>
+      <w:pPr>
+        <w:spacing w:after="80"/>
+      </w:pPr>
+      <w:r>
+        <w:rPr>
+          <w:sz w:val="20"/>
+          <w:szCs w:val="20"/>
+        </w:rPr>
+        <w:t xml:space="preserve">☐  I used math evidence: numbers, an equation, a model, or a comparison.</w:t>
+      </w:r>
+    </w:p>
+    <w:p>
+      <w:pPr>
+        <w:spacing w:after="80"/>
+      </w:pPr>
+      <w:r>
+        <w:rPr>
+          <w:sz w:val="20"/>
+          <w:szCs w:val="20"/>
+        </w:rPr>
+        <w:t xml:space="preserve">☐  I explained how the evidence proves my answer.</w:t>
+      </w:r>
+    </w:p>
+    <w:p>
+      <w:pPr>
+        <w:spacing w:after="80"/>
+      </w:pPr>
+      <w:r>
+        <w:rPr>
+          <w:sz w:val="20"/>
+          <w:szCs w:val="20"/>
+        </w:rPr>
+        <w:t xml:space="preserve">☐  I used at least two math words.</w:t>
+      </w:r>
+    </w:p>
+    <w:p>
+      <w:pPr>
+        <w:spacing w:after="80"/>
+      </w:pPr>
+      <w:r>
+        <w:rPr>
+          <w:sz w:val="20"/>
+          <w:szCs w:val="20"/>
+        </w:rPr>
+        <w:t xml:space="preserve">☐  I reread complete sentences and punctuation.</w:t>
       </w:r>
     </w:p>
     <w:sectPr>
